--- a/02-train-from-scratch/notes/architecture.docx
+++ b/02-train-from-scratch/notes/architecture.docx
@@ -12,7 +12,7 @@
           <w:rFonts w:ascii="Times New Roman" w:hAnsi="Times New Roman" w:eastAsia="微软雅黑"/>
           <w:b/>
           <w:i w:val="0"/>
-          <w:color w:val="1F3964"/>
+          <w:color w:val="4E7EBA"/>
           <w:sz w:val="40"/>
         </w:rPr>
         <w:t>架构组件推导：RMSNorm · RoPE · GQA · SwiGLU · Pre-Norm</w:t>
@@ -186,7 +186,7 @@
           <w:rFonts w:ascii="Times New Roman" w:hAnsi="Times New Roman" w:eastAsia="微软雅黑"/>
           <w:b/>
           <w:i w:val="0"/>
-          <w:color w:val="1F3964"/>
+          <w:color w:val="4E7EBA"/>
           <w:sz w:val="32"/>
         </w:rPr>
         <w:t>1. RMSNorm：为什么可以减掉"减均值"这一步</w:t>
@@ -202,7 +202,7 @@
           <w:rFonts w:ascii="Times New Roman" w:hAnsi="Times New Roman" w:eastAsia="微软雅黑"/>
           <w:b/>
           <w:i w:val="0"/>
-          <w:color w:val="1F3964"/>
+          <w:color w:val="4E7EBA"/>
           <w:sz w:val="27"/>
         </w:rPr>
         <w:t>1.1 先看 LayerNorm 在做什么</w:t>
@@ -330,7 +330,7 @@
           <w:rFonts w:ascii="Times New Roman" w:hAnsi="Times New Roman" w:eastAsia="微软雅黑"/>
           <w:b/>
           <w:i w:val="0"/>
-          <w:color w:val="1F3964"/>
+          <w:color w:val="4E7EBA"/>
           <w:sz w:val="27"/>
         </w:rPr>
         <w:t>1.2 RMSNorm 的化简</w:t>
@@ -638,7 +638,7 @@
           <w:rFonts w:ascii="Times New Roman" w:hAnsi="Times New Roman" w:eastAsia="微软雅黑"/>
           <w:b/>
           <w:i w:val="0"/>
-          <w:color w:val="1F3964"/>
+          <w:color w:val="4E7EBA"/>
           <w:sz w:val="32"/>
         </w:rPr>
         <w:t>2. RoPE 旋转位置编码：为什么注意力内积只依赖相对位置</w:t>
@@ -654,7 +654,7 @@
           <w:rFonts w:ascii="Times New Roman" w:hAnsi="Times New Roman" w:eastAsia="微软雅黑"/>
           <w:b/>
           <w:i w:val="0"/>
-          <w:color w:val="1F3964"/>
+          <w:color w:val="4E7EBA"/>
           <w:sz w:val="27"/>
         </w:rPr>
         <w:t>2.1 出发点：想把位置信息"旋"进 Q、K</w:t>
@@ -795,7 +795,7 @@
           <w:rFonts w:ascii="Times New Roman" w:hAnsi="Times New Roman" w:eastAsia="微软雅黑"/>
           <w:b/>
           <w:i w:val="0"/>
-          <w:color w:val="1F3964"/>
+          <w:color w:val="4E7EBA"/>
           <w:sz w:val="27"/>
         </w:rPr>
         <w:t>2.2 二维最小例子</w:t>
@@ -937,7 +937,7 @@
           <w:rFonts w:ascii="Times New Roman" w:hAnsi="Times New Roman" w:eastAsia="微软雅黑"/>
           <w:b/>
           <w:i w:val="0"/>
-          <w:color w:val="1F3964"/>
+          <w:color w:val="4E7EBA"/>
           <w:sz w:val="27"/>
         </w:rPr>
         <w:t>2.3 从二维升到高维：多个频率一起转</w:t>
@@ -1118,7 +1118,7 @@
           <w:rFonts w:ascii="Times New Roman" w:hAnsi="Times New Roman" w:eastAsia="微软雅黑"/>
           <w:b/>
           <w:i w:val="0"/>
-          <w:color w:val="1F3964"/>
+          <w:color w:val="4E7EBA"/>
           <w:sz w:val="27"/>
         </w:rPr>
         <w:t>2.4 实现上的两个工程细节（对照 model.py）</w:t>
@@ -1219,7 +1219,7 @@
           <w:rFonts w:ascii="Times New Roman" w:hAnsi="Times New Roman" w:eastAsia="微软雅黑"/>
           <w:b/>
           <w:i w:val="0"/>
-          <w:color w:val="1F3964"/>
+          <w:color w:val="4E7EBA"/>
           <w:sz w:val="32"/>
         </w:rPr>
         <w:t>3. MHA / GQA / MQA：用 KV Cache 显存公式看清三者差别</w:t>
@@ -1235,7 +1235,7 @@
           <w:rFonts w:ascii="Times New Roman" w:hAnsi="Times New Roman" w:eastAsia="微软雅黑"/>
           <w:b/>
           <w:i w:val="0"/>
-          <w:color w:val="1F3964"/>
+          <w:color w:val="4E7EBA"/>
           <w:sz w:val="27"/>
         </w:rPr>
         <w:t>3.1 区别只在 K、V 头怎么共享</w:t>
@@ -1614,7 +1614,7 @@
           <w:rFonts w:ascii="Times New Roman" w:hAnsi="Times New Roman" w:eastAsia="微软雅黑"/>
           <w:b/>
           <w:i w:val="0"/>
-          <w:color w:val="1F3964"/>
+          <w:color w:val="4E7EBA"/>
           <w:sz w:val="27"/>
         </w:rPr>
         <w:t>3.2 本项目的消融实测（同骨架，只改注意力类型）</w:t>
@@ -2155,7 +2155,7 @@
           <w:rFonts w:ascii="Times New Roman" w:hAnsi="Times New Roman" w:eastAsia="微软雅黑"/>
           <w:b/>
           <w:i w:val="0"/>
-          <w:color w:val="1F3964"/>
+          <w:color w:val="4E7EBA"/>
           <w:sz w:val="32"/>
         </w:rPr>
         <w:t>4. SwiGLU：为什么前馈网络换成门控形式</w:t>
@@ -2171,7 +2171,7 @@
           <w:rFonts w:ascii="Times New Roman" w:hAnsi="Times New Roman" w:eastAsia="微软雅黑"/>
           <w:b/>
           <w:i w:val="0"/>
-          <w:color w:val="1F3964"/>
+          <w:color w:val="4E7EBA"/>
           <w:sz w:val="27"/>
         </w:rPr>
         <w:t>4.1 从 GLU 到 SwiGLU</w:t>
@@ -2312,7 +2312,7 @@
           <w:rFonts w:ascii="Times New Roman" w:hAnsi="Times New Roman" w:eastAsia="微软雅黑"/>
           <w:b/>
           <w:i w:val="0"/>
-          <w:color w:val="1F3964"/>
+          <w:color w:val="4E7EBA"/>
           <w:sz w:val="27"/>
         </w:rPr>
         <w:t>4.2 为什么中间层维度常取 (8/3)·d</w:t>
@@ -2398,7 +2398,7 @@
           <w:rFonts w:ascii="Times New Roman" w:hAnsi="Times New Roman" w:eastAsia="微软雅黑"/>
           <w:b/>
           <w:i w:val="0"/>
-          <w:color w:val="1F3964"/>
+          <w:color w:val="4E7EBA"/>
           <w:sz w:val="32"/>
         </w:rPr>
         <w:t>5. Pre-Norm + 残差：为什么深层网络更稳</w:t>
@@ -2414,7 +2414,7 @@
           <w:rFonts w:ascii="Times New Roman" w:hAnsi="Times New Roman" w:eastAsia="微软雅黑"/>
           <w:b/>
           <w:i w:val="0"/>
-          <w:color w:val="1F3964"/>
+          <w:color w:val="4E7EBA"/>
           <w:sz w:val="27"/>
         </w:rPr>
         <w:t>5.1 Post-Norm 为什么难训</w:t>
@@ -2481,7 +2481,7 @@
           <w:rFonts w:ascii="Times New Roman" w:hAnsi="Times New Roman" w:eastAsia="微软雅黑"/>
           <w:b/>
           <w:i w:val="0"/>
-          <w:color w:val="1F3964"/>
+          <w:color w:val="4E7EBA"/>
           <w:sz w:val="27"/>
         </w:rPr>
         <w:t>5.2 Pre-Norm 的做法与直觉</w:t>
@@ -2655,7 +2655,7 @@
           <w:rFonts w:ascii="Times New Roman" w:hAnsi="Times New Roman" w:eastAsia="微软雅黑"/>
           <w:b/>
           <w:i w:val="0"/>
-          <w:color w:val="1F3964"/>
+          <w:color w:val="4E7EBA"/>
           <w:sz w:val="27"/>
         </w:rPr>
         <w:t>5.3 一句话串起来</w:t>
@@ -3227,7 +3227,7 @@
       <w:rFonts w:asciiTheme="majorHAnsi" w:eastAsiaTheme="majorEastAsia" w:hAnsiTheme="majorHAnsi" w:cstheme="majorBidi" w:eastAsia="微软雅黑"/>
       <w:b/>
       <w:bCs/>
-      <w:color w:val="365F91" w:themeColor="accent1" w:themeShade="BF"/>
+      <w:color w:val="4E7EBA"/>
       <w:sz w:val="28"/>
       <w:szCs w:val="28"/>
     </w:rPr>
@@ -3251,7 +3251,7 @@
       <w:rFonts w:asciiTheme="majorHAnsi" w:eastAsiaTheme="majorEastAsia" w:hAnsiTheme="majorHAnsi" w:cstheme="majorBidi" w:eastAsia="微软雅黑"/>
       <w:b/>
       <w:bCs/>
-      <w:color w:val="4F81BD" w:themeColor="accent1"/>
+      <w:color w:val="4E7EBA"/>
       <w:sz w:val="26"/>
       <w:szCs w:val="26"/>
     </w:rPr>
@@ -3275,7 +3275,7 @@
       <w:rFonts w:asciiTheme="majorHAnsi" w:eastAsiaTheme="majorEastAsia" w:hAnsiTheme="majorHAnsi" w:cstheme="majorBidi" w:eastAsia="微软雅黑"/>
       <w:b/>
       <w:bCs/>
-      <w:color w:val="4F81BD" w:themeColor="accent1"/>
+      <w:color w:val="4E7EBA"/>
     </w:rPr>
   </w:style>
   <w:style w:type="paragraph" w:styleId="Heading4">
@@ -3300,7 +3300,7 @@
       <w:bCs/>
       <w:i/>
       <w:iCs/>
-      <w:color w:val="4F81BD" w:themeColor="accent1"/>
+      <w:color w:val="4E7EBA"/>
     </w:rPr>
   </w:style>
   <w:style w:type="paragraph" w:styleId="Heading5">
